--- a/Participants/4_Shared_Toolkit/Templates/Meeting_Minutes.docx
+++ b/Participants/4_Shared_Toolkit/Templates/Meeting_Minutes.docx
@@ -691,6 +691,161 @@
     <w:p/>
     <w:p>
       <w:pPr>
+        <w:pStyle w:val="Heading2"/>
+      </w:pPr>
+      <w:r>
+        <w:rPr>
+          <w:rFonts w:ascii="Calibri" w:hAnsi="Calibri"/>
+          <w:color w:val="1B2A4A"/>
+        </w:rPr>
+        <w:t>Open Analysis Requests</w:t>
+      </w:r>
+    </w:p>
+    <w:tbl>
+      <w:tblPr>
+        <w:tblStyle w:val="TableGrid"/>
+        <w:tblW w:type="auto" w:w="0"/>
+        <w:jc w:val="left"/>
+        <w:tblLook w:firstColumn="1" w:firstRow="1" w:lastColumn="0" w:lastRow="0" w:noHBand="0" w:noVBand="1" w:val="04A0"/>
+      </w:tblPr>
+      <w:tblGrid>
+        <w:gridCol w:w="3173"/>
+        <w:gridCol w:w="3173"/>
+        <w:gridCol w:w="3173"/>
+      </w:tblGrid>
+      <w:tr>
+        <w:tc>
+          <w:tcPr>
+            <w:tcW w:type="dxa" w:w="2016"/>
+            <w:shd w:val="clear" w:color="auto" w:fill="1B2A4A"/>
+          </w:tcPr>
+          <w:p>
+            <w:r>
+              <w:rPr>
+                <w:b/>
+                <w:color w:val="FFFFFF"/>
+                <w:sz w:val="20"/>
+              </w:rPr>
+              <w:t>Request ID</w:t>
+            </w:r>
+          </w:p>
+        </w:tc>
+        <w:tc>
+          <w:tcPr>
+            <w:tcW w:type="dxa" w:w="3744"/>
+            <w:shd w:val="clear" w:color="auto" w:fill="1B2A4A"/>
+          </w:tcPr>
+          <w:p>
+            <w:r>
+              <w:rPr>
+                <w:b/>
+                <w:color w:val="FFFFFF"/>
+                <w:sz w:val="20"/>
+              </w:rPr>
+              <w:t>Status</w:t>
+            </w:r>
+          </w:p>
+        </w:tc>
+        <w:tc>
+          <w:tcPr>
+            <w:tcW w:type="dxa" w:w="3456"/>
+            <w:shd w:val="clear" w:color="auto" w:fill="1B2A4A"/>
+          </w:tcPr>
+          <w:p>
+            <w:r>
+              <w:rPr>
+                <w:b/>
+                <w:color w:val="FFFFFF"/>
+                <w:sz w:val="20"/>
+              </w:rPr>
+              <w:t>Owner</w:t>
+            </w:r>
+          </w:p>
+        </w:tc>
+      </w:tr>
+      <w:tr>
+        <w:tc>
+          <w:tcPr>
+            <w:tcW w:type="dxa" w:w="2016"/>
+          </w:tcPr>
+          <w:p>
+            <w:r>
+              <w:rPr>
+                <w:sz w:val="20"/>
+              </w:rPr>
+            </w:r>
+          </w:p>
+        </w:tc>
+        <w:tc>
+          <w:tcPr>
+            <w:tcW w:type="dxa" w:w="3744"/>
+          </w:tcPr>
+          <w:p>
+            <w:r>
+              <w:rPr>
+                <w:sz w:val="20"/>
+              </w:rPr>
+            </w:r>
+          </w:p>
+        </w:tc>
+        <w:tc>
+          <w:tcPr>
+            <w:tcW w:type="dxa" w:w="3456"/>
+          </w:tcPr>
+          <w:p>
+            <w:r>
+              <w:rPr>
+                <w:sz w:val="20"/>
+              </w:rPr>
+            </w:r>
+          </w:p>
+        </w:tc>
+      </w:tr>
+      <w:tr>
+        <w:tc>
+          <w:tcPr>
+            <w:tcW w:type="dxa" w:w="2016"/>
+            <w:shd w:val="clear" w:color="auto" w:fill="F2F4F7"/>
+          </w:tcPr>
+          <w:p>
+            <w:r>
+              <w:rPr>
+                <w:sz w:val="20"/>
+              </w:rPr>
+            </w:r>
+          </w:p>
+        </w:tc>
+        <w:tc>
+          <w:tcPr>
+            <w:tcW w:type="dxa" w:w="3744"/>
+            <w:shd w:val="clear" w:color="auto" w:fill="F2F4F7"/>
+          </w:tcPr>
+          <w:p>
+            <w:r>
+              <w:rPr>
+                <w:sz w:val="20"/>
+              </w:rPr>
+            </w:r>
+          </w:p>
+        </w:tc>
+        <w:tc>
+          <w:tcPr>
+            <w:tcW w:type="dxa" w:w="3456"/>
+            <w:shd w:val="clear" w:color="auto" w:fill="F2F4F7"/>
+          </w:tcPr>
+          <w:p>
+            <w:r>
+              <w:rPr>
+                <w:sz w:val="20"/>
+              </w:rPr>
+            </w:r>
+          </w:p>
+        </w:tc>
+      </w:tr>
+    </w:tbl>
+    <w:p/>
+    <w:p>
+      <w:pPr>
         <w:spacing w:after="120"/>
       </w:pPr>
       <w:r>

--- a/Participants/4_Shared_Toolkit/Templates/Meeting_Minutes.docx
+++ b/Participants/4_Shared_Toolkit/Templates/Meeting_Minutes.docx
@@ -5,6 +5,7 @@
     <w:p>
       <w:r>
         <w:rPr>
+          <w:rFonts w:ascii="Lexend" w:hAnsi="Lexend" w:eastAsia="Lexend" w:cs="Lexend"/>
           <w:b/>
           <w:color w:val="007A87"/>
           <w:sz w:val="24"/>
@@ -18,6 +19,7 @@
       </w:pPr>
       <w:r>
         <w:rPr>
+          <w:rFonts w:ascii="Lexend" w:hAnsi="Lexend" w:eastAsia="Lexend" w:cs="Lexend"/>
           <w:b/>
           <w:color w:val="1B2A4A"/>
           <w:sz w:val="48"/>
@@ -28,6 +30,7 @@
     <w:p>
       <w:r>
         <w:rPr>
+          <w:rFonts w:ascii="Nunito" w:hAnsi="Nunito" w:eastAsia="Nunito" w:cs="Nunito"/>
           <w:i/>
           <w:color w:val="666666"/>
           <w:sz w:val="24"/>
@@ -52,6 +55,7 @@
           <w:p>
             <w:r>
               <w:rPr>
+                <w:rFonts w:ascii="Nunito" w:hAnsi="Nunito" w:eastAsia="Nunito" w:cs="Nunito"/>
                 <w:b/>
                 <w:color w:val="1B2A4A"/>
                 <w:sz w:val="20"/>
@@ -67,6 +71,7 @@
           <w:p>
             <w:r>
               <w:rPr>
+                <w:rFonts w:ascii="Nunito" w:hAnsi="Nunito" w:eastAsia="Nunito" w:cs="Nunito"/>
                 <w:color w:val="222222"/>
                 <w:sz w:val="20"/>
               </w:rPr>
@@ -83,6 +88,7 @@
           <w:p>
             <w:r>
               <w:rPr>
+                <w:rFonts w:ascii="Nunito" w:hAnsi="Nunito" w:eastAsia="Nunito" w:cs="Nunito"/>
                 <w:b/>
                 <w:color w:val="1B2A4A"/>
                 <w:sz w:val="20"/>
@@ -98,6 +104,7 @@
           <w:p>
             <w:r>
               <w:rPr>
+                <w:rFonts w:ascii="Nunito" w:hAnsi="Nunito" w:eastAsia="Nunito" w:cs="Nunito"/>
                 <w:color w:val="222222"/>
                 <w:sz w:val="20"/>
               </w:rPr>
@@ -114,6 +121,7 @@
           <w:p>
             <w:r>
               <w:rPr>
+                <w:rFonts w:ascii="Nunito" w:hAnsi="Nunito" w:eastAsia="Nunito" w:cs="Nunito"/>
                 <w:b/>
                 <w:color w:val="1B2A4A"/>
                 <w:sz w:val="20"/>
@@ -129,10 +137,11 @@
           <w:p>
             <w:r>
               <w:rPr>
+                <w:rFonts w:ascii="Nunito" w:hAnsi="Nunito" w:eastAsia="Nunito" w:cs="Nunito"/>
                 <w:color w:val="222222"/>
                 <w:sz w:val="20"/>
               </w:rPr>
-              <w:t>2.0 | July 2026</w:t>
+              <w:t>3.0 | July 2026</w:t>
             </w:r>
           </w:p>
         </w:tc>
@@ -163,6 +172,7 @@
           <w:p>
             <w:r>
               <w:rPr>
+                <w:rFonts w:ascii="Nunito" w:hAnsi="Nunito" w:eastAsia="Nunito" w:cs="Nunito"/>
                 <w:b/>
                 <w:color w:val="1B2A4A"/>
                 <w:sz w:val="20"/>
@@ -178,6 +188,7 @@
           <w:p>
             <w:r>
               <w:rPr>
+                <w:rFonts w:ascii="Nunito" w:hAnsi="Nunito" w:eastAsia="Nunito" w:cs="Nunito"/>
                 <w:color w:val="222222"/>
                 <w:sz w:val="20"/>
               </w:rPr>
@@ -193,6 +204,7 @@
           <w:p>
             <w:r>
               <w:rPr>
+                <w:rFonts w:ascii="Nunito" w:hAnsi="Nunito" w:eastAsia="Nunito" w:cs="Nunito"/>
                 <w:b/>
                 <w:color w:val="1B2A4A"/>
                 <w:sz w:val="20"/>
@@ -208,6 +220,7 @@
           <w:p>
             <w:r>
               <w:rPr>
+                <w:rFonts w:ascii="Nunito" w:hAnsi="Nunito" w:eastAsia="Nunito" w:cs="Nunito"/>
                 <w:color w:val="222222"/>
                 <w:sz w:val="20"/>
               </w:rPr>
@@ -223,6 +236,7 @@
           <w:p>
             <w:r>
               <w:rPr>
+                <w:rFonts w:ascii="Nunito" w:hAnsi="Nunito" w:eastAsia="Nunito" w:cs="Nunito"/>
                 <w:b/>
                 <w:color w:val="1B2A4A"/>
                 <w:sz w:val="20"/>
@@ -238,6 +252,7 @@
           <w:p>
             <w:r>
               <w:rPr>
+                <w:rFonts w:ascii="Nunito" w:hAnsi="Nunito" w:eastAsia="Nunito" w:cs="Nunito"/>
                 <w:color w:val="222222"/>
                 <w:sz w:val="20"/>
               </w:rPr>
@@ -253,6 +268,7 @@
           <w:p>
             <w:r>
               <w:rPr>
+                <w:rFonts w:ascii="Nunito" w:hAnsi="Nunito" w:eastAsia="Nunito" w:cs="Nunito"/>
                 <w:b/>
                 <w:color w:val="1B2A4A"/>
                 <w:sz w:val="20"/>
@@ -268,6 +284,7 @@
           <w:p>
             <w:r>
               <w:rPr>
+                <w:rFonts w:ascii="Nunito" w:hAnsi="Nunito" w:eastAsia="Nunito" w:cs="Nunito"/>
                 <w:color w:val="222222"/>
                 <w:sz w:val="20"/>
               </w:rPr>
@@ -283,6 +300,7 @@
           <w:p>
             <w:r>
               <w:rPr>
+                <w:rFonts w:ascii="Nunito" w:hAnsi="Nunito" w:eastAsia="Nunito" w:cs="Nunito"/>
                 <w:b/>
                 <w:color w:val="1B2A4A"/>
                 <w:sz w:val="20"/>
@@ -298,6 +316,7 @@
           <w:p>
             <w:r>
               <w:rPr>
+                <w:rFonts w:ascii="Nunito" w:hAnsi="Nunito" w:eastAsia="Nunito" w:cs="Nunito"/>
                 <w:color w:val="222222"/>
                 <w:sz w:val="20"/>
               </w:rPr>
@@ -313,6 +332,7 @@
           <w:p>
             <w:r>
               <w:rPr>
+                <w:rFonts w:ascii="Nunito" w:hAnsi="Nunito" w:eastAsia="Nunito" w:cs="Nunito"/>
                 <w:b/>
                 <w:color w:val="1B2A4A"/>
                 <w:sz w:val="20"/>
@@ -328,6 +348,7 @@
           <w:p>
             <w:r>
               <w:rPr>
+                <w:rFonts w:ascii="Nunito" w:hAnsi="Nunito" w:eastAsia="Nunito" w:cs="Nunito"/>
                 <w:color w:val="222222"/>
                 <w:sz w:val="20"/>
               </w:rPr>
@@ -343,7 +364,7 @@
       </w:pPr>
       <w:r>
         <w:rPr>
-          <w:rFonts w:ascii="Calibri" w:hAnsi="Calibri"/>
+          <w:rFonts w:ascii="Lexend" w:hAnsi="Lexend" w:eastAsia="Lexend" w:cs="Lexend"/>
           <w:color w:val="1B2A4A"/>
         </w:rPr>
         <w:t>Decisions</w:t>
@@ -370,6 +391,7 @@
           <w:p>
             <w:r>
               <w:rPr>
+                <w:rFonts w:ascii="Lexend" w:hAnsi="Lexend" w:eastAsia="Lexend" w:cs="Lexend"/>
                 <w:b/>
                 <w:color w:val="FFFFFF"/>
                 <w:sz w:val="20"/>
@@ -386,6 +408,7 @@
           <w:p>
             <w:r>
               <w:rPr>
+                <w:rFonts w:ascii="Lexend" w:hAnsi="Lexend" w:eastAsia="Lexend" w:cs="Lexend"/>
                 <w:b/>
                 <w:color w:val="FFFFFF"/>
                 <w:sz w:val="20"/>
@@ -402,6 +425,7 @@
           <w:p>
             <w:r>
               <w:rPr>
+                <w:rFonts w:ascii="Lexend" w:hAnsi="Lexend" w:eastAsia="Lexend" w:cs="Lexend"/>
                 <w:b/>
                 <w:color w:val="FFFFFF"/>
                 <w:sz w:val="20"/>
@@ -419,6 +443,7 @@
           <w:p>
             <w:r>
               <w:rPr>
+                <w:rFonts w:ascii="Nunito" w:hAnsi="Nunito" w:eastAsia="Nunito" w:cs="Nunito"/>
                 <w:sz w:val="20"/>
               </w:rPr>
             </w:r>
@@ -431,6 +456,7 @@
           <w:p>
             <w:r>
               <w:rPr>
+                <w:rFonts w:ascii="Nunito" w:hAnsi="Nunito" w:eastAsia="Nunito" w:cs="Nunito"/>
                 <w:sz w:val="20"/>
               </w:rPr>
             </w:r>
@@ -443,6 +469,7 @@
           <w:p>
             <w:r>
               <w:rPr>
+                <w:rFonts w:ascii="Nunito" w:hAnsi="Nunito" w:eastAsia="Nunito" w:cs="Nunito"/>
                 <w:sz w:val="20"/>
               </w:rPr>
             </w:r>
@@ -458,6 +485,7 @@
           <w:p>
             <w:r>
               <w:rPr>
+                <w:rFonts w:ascii="Nunito" w:hAnsi="Nunito" w:eastAsia="Nunito" w:cs="Nunito"/>
                 <w:sz w:val="20"/>
               </w:rPr>
             </w:r>
@@ -471,6 +499,7 @@
           <w:p>
             <w:r>
               <w:rPr>
+                <w:rFonts w:ascii="Nunito" w:hAnsi="Nunito" w:eastAsia="Nunito" w:cs="Nunito"/>
                 <w:sz w:val="20"/>
               </w:rPr>
             </w:r>
@@ -484,6 +513,7 @@
           <w:p>
             <w:r>
               <w:rPr>
+                <w:rFonts w:ascii="Nunito" w:hAnsi="Nunito" w:eastAsia="Nunito" w:cs="Nunito"/>
                 <w:sz w:val="20"/>
               </w:rPr>
             </w:r>
@@ -498,7 +528,7 @@
       </w:pPr>
       <w:r>
         <w:rPr>
-          <w:rFonts w:ascii="Calibri" w:hAnsi="Calibri"/>
+          <w:rFonts w:ascii="Lexend" w:hAnsi="Lexend" w:eastAsia="Lexend" w:cs="Lexend"/>
           <w:color w:val="1B2A4A"/>
         </w:rPr>
         <w:t>Actions</w:t>
@@ -526,6 +556,7 @@
           <w:p>
             <w:r>
               <w:rPr>
+                <w:rFonts w:ascii="Lexend" w:hAnsi="Lexend" w:eastAsia="Lexend" w:cs="Lexend"/>
                 <w:b/>
                 <w:color w:val="FFFFFF"/>
                 <w:sz w:val="20"/>
@@ -542,6 +573,7 @@
           <w:p>
             <w:r>
               <w:rPr>
+                <w:rFonts w:ascii="Lexend" w:hAnsi="Lexend" w:eastAsia="Lexend" w:cs="Lexend"/>
                 <w:b/>
                 <w:color w:val="FFFFFF"/>
                 <w:sz w:val="20"/>
@@ -558,6 +590,7 @@
           <w:p>
             <w:r>
               <w:rPr>
+                <w:rFonts w:ascii="Lexend" w:hAnsi="Lexend" w:eastAsia="Lexend" w:cs="Lexend"/>
                 <w:b/>
                 <w:color w:val="FFFFFF"/>
                 <w:sz w:val="20"/>
@@ -574,6 +607,7 @@
           <w:p>
             <w:r>
               <w:rPr>
+                <w:rFonts w:ascii="Lexend" w:hAnsi="Lexend" w:eastAsia="Lexend" w:cs="Lexend"/>
                 <w:b/>
                 <w:color w:val="FFFFFF"/>
                 <w:sz w:val="20"/>
@@ -591,6 +625,7 @@
           <w:p>
             <w:r>
               <w:rPr>
+                <w:rFonts w:ascii="Nunito" w:hAnsi="Nunito" w:eastAsia="Nunito" w:cs="Nunito"/>
                 <w:sz w:val="20"/>
               </w:rPr>
             </w:r>
@@ -603,6 +638,7 @@
           <w:p>
             <w:r>
               <w:rPr>
+                <w:rFonts w:ascii="Nunito" w:hAnsi="Nunito" w:eastAsia="Nunito" w:cs="Nunito"/>
                 <w:sz w:val="20"/>
               </w:rPr>
             </w:r>
@@ -615,6 +651,7 @@
           <w:p>
             <w:r>
               <w:rPr>
+                <w:rFonts w:ascii="Nunito" w:hAnsi="Nunito" w:eastAsia="Nunito" w:cs="Nunito"/>
                 <w:sz w:val="20"/>
               </w:rPr>
             </w:r>
@@ -627,6 +664,7 @@
           <w:p>
             <w:r>
               <w:rPr>
+                <w:rFonts w:ascii="Nunito" w:hAnsi="Nunito" w:eastAsia="Nunito" w:cs="Nunito"/>
                 <w:sz w:val="20"/>
               </w:rPr>
             </w:r>
@@ -642,6 +680,7 @@
           <w:p>
             <w:r>
               <w:rPr>
+                <w:rFonts w:ascii="Nunito" w:hAnsi="Nunito" w:eastAsia="Nunito" w:cs="Nunito"/>
                 <w:sz w:val="20"/>
               </w:rPr>
             </w:r>
@@ -655,6 +694,7 @@
           <w:p>
             <w:r>
               <w:rPr>
+                <w:rFonts w:ascii="Nunito" w:hAnsi="Nunito" w:eastAsia="Nunito" w:cs="Nunito"/>
                 <w:sz w:val="20"/>
               </w:rPr>
             </w:r>
@@ -668,6 +708,7 @@
           <w:p>
             <w:r>
               <w:rPr>
+                <w:rFonts w:ascii="Nunito" w:hAnsi="Nunito" w:eastAsia="Nunito" w:cs="Nunito"/>
                 <w:sz w:val="20"/>
               </w:rPr>
             </w:r>
@@ -681,6 +722,7 @@
           <w:p>
             <w:r>
               <w:rPr>
+                <w:rFonts w:ascii="Nunito" w:hAnsi="Nunito" w:eastAsia="Nunito" w:cs="Nunito"/>
                 <w:sz w:val="20"/>
               </w:rPr>
             </w:r>
@@ -695,7 +737,7 @@
       </w:pPr>
       <w:r>
         <w:rPr>
-          <w:rFonts w:ascii="Calibri" w:hAnsi="Calibri"/>
+          <w:rFonts w:ascii="Lexend" w:hAnsi="Lexend" w:eastAsia="Lexend" w:cs="Lexend"/>
           <w:color w:val="1B2A4A"/>
         </w:rPr>
         <w:t>Open Analysis Requests</w:t>
@@ -722,6 +764,7 @@
           <w:p>
             <w:r>
               <w:rPr>
+                <w:rFonts w:ascii="Lexend" w:hAnsi="Lexend" w:eastAsia="Lexend" w:cs="Lexend"/>
                 <w:b/>
                 <w:color w:val="FFFFFF"/>
                 <w:sz w:val="20"/>
@@ -738,6 +781,7 @@
           <w:p>
             <w:r>
               <w:rPr>
+                <w:rFonts w:ascii="Lexend" w:hAnsi="Lexend" w:eastAsia="Lexend" w:cs="Lexend"/>
                 <w:b/>
                 <w:color w:val="FFFFFF"/>
                 <w:sz w:val="20"/>
@@ -754,6 +798,7 @@
           <w:p>
             <w:r>
               <w:rPr>
+                <w:rFonts w:ascii="Lexend" w:hAnsi="Lexend" w:eastAsia="Lexend" w:cs="Lexend"/>
                 <w:b/>
                 <w:color w:val="FFFFFF"/>
                 <w:sz w:val="20"/>
@@ -771,6 +816,7 @@
           <w:p>
             <w:r>
               <w:rPr>
+                <w:rFonts w:ascii="Nunito" w:hAnsi="Nunito" w:eastAsia="Nunito" w:cs="Nunito"/>
                 <w:sz w:val="20"/>
               </w:rPr>
             </w:r>
@@ -783,6 +829,7 @@
           <w:p>
             <w:r>
               <w:rPr>
+                <w:rFonts w:ascii="Nunito" w:hAnsi="Nunito" w:eastAsia="Nunito" w:cs="Nunito"/>
                 <w:sz w:val="20"/>
               </w:rPr>
             </w:r>
@@ -795,6 +842,7 @@
           <w:p>
             <w:r>
               <w:rPr>
+                <w:rFonts w:ascii="Nunito" w:hAnsi="Nunito" w:eastAsia="Nunito" w:cs="Nunito"/>
                 <w:sz w:val="20"/>
               </w:rPr>
             </w:r>
@@ -810,6 +858,7 @@
           <w:p>
             <w:r>
               <w:rPr>
+                <w:rFonts w:ascii="Nunito" w:hAnsi="Nunito" w:eastAsia="Nunito" w:cs="Nunito"/>
                 <w:sz w:val="20"/>
               </w:rPr>
             </w:r>
@@ -823,6 +872,7 @@
           <w:p>
             <w:r>
               <w:rPr>
+                <w:rFonts w:ascii="Nunito" w:hAnsi="Nunito" w:eastAsia="Nunito" w:cs="Nunito"/>
                 <w:sz w:val="20"/>
               </w:rPr>
             </w:r>
@@ -836,6 +886,7 @@
           <w:p>
             <w:r>
               <w:rPr>
+                <w:rFonts w:ascii="Nunito" w:hAnsi="Nunito" w:eastAsia="Nunito" w:cs="Nunito"/>
                 <w:sz w:val="20"/>
               </w:rPr>
             </w:r>
@@ -850,7 +901,7 @@
       </w:pPr>
       <w:r>
         <w:rPr>
-          <w:rFonts w:ascii="Calibri" w:hAnsi="Calibri"/>
+          <w:rFonts w:ascii="Nunito" w:hAnsi="Nunito" w:eastAsia="Nunito" w:cs="Nunito"/>
           <w:b w:val="0"/>
           <w:i w:val="0"/>
           <w:color w:val="222222"/>
@@ -1236,7 +1287,7 @@
       <w:spacing w:after="120" w:line="276" w:lineRule="auto"/>
     </w:pPr>
     <w:rPr>
-      <w:rFonts w:ascii="Calibri" w:hAnsi="Calibri"/>
+      <w:rFonts w:ascii="Nunito" w:hAnsi="Nunito" w:eastAsia="Nunito" w:cs="Nunito"/>
       <w:color w:val="222222"/>
       <w:sz w:val="22"/>
     </w:rPr>

--- a/Participants/4_Shared_Toolkit/Templates/Meeting_Minutes.docx
+++ b/Participants/4_Shared_Toolkit/Templates/Meeting_Minutes.docx
@@ -141,7 +141,7 @@
                 <w:color w:val="222222"/>
                 <w:sz w:val="20"/>
               </w:rPr>
-              <w:t>3.0 | July 2026</w:t>
+              <w:t>3.1 | July-September 2026</w:t>
             </w:r>
           </w:p>
         </w:tc>
